--- a/Documents/PTTKPM-N05-Nhom4.docx
+++ b/Documents/PTTKPM-N05-Nhom4.docx
@@ -749,7 +749,13 @@
               </w:rPr>
             </w:pPr>
             <w:r>
-              <w:t>Thiết kế – giao diện – frontend – biểu đồ UML –  báo cáo</w:t>
+              <w:t>Thiết kế – giao diện – biểu đồ UML –  báo cáo</w:t>
+            </w:r>
+            <w:r>
+              <w:rPr>
+                <w:lang w:val="en-US"/>
+              </w:rPr>
+              <w:t xml:space="preserve"> – các chức năng mua hàng của USER</w:t>
             </w:r>
           </w:p>
         </w:tc>
@@ -789,18 +795,16 @@
               </w:rPr>
             </w:pPr>
             <w:r>
-              <w:t xml:space="preserve">Phân tích – thiết kế – backend </w:t>
-            </w:r>
-          </w:p>
-          <w:p>
-            <w:pPr>
-              <w:jc w:val="center"/>
+              <w:t xml:space="preserve">Phân tích – thiết kế – </w:t>
+            </w:r>
+            <w:r>
+              <w:t xml:space="preserve">biểu </w:t>
+            </w:r>
+            <w:r>
               <w:rPr>
                 <w:lang w:val="en-US"/>
               </w:rPr>
-            </w:pPr>
-            <w:r>
-              <w:t>(logic, service, repository, DB)</w:t>
+              <w:t>đổ UML – các chức năng quản lí của ADMIN</w:t>
             </w:r>
           </w:p>
         </w:tc>
@@ -1319,6 +1323,15 @@
     </w:p>
     <w:sdt>
       <w:sdtPr>
+        <w:rPr>
+          <w:rFonts w:asciiTheme="minorHAnsi" w:eastAsiaTheme="minorHAnsi" w:hAnsiTheme="minorHAnsi" w:cstheme="minorBidi"/>
+          <w:color w:val="auto"/>
+          <w:kern w:val="2"/>
+          <w:sz w:val="24"/>
+          <w:szCs w:val="24"/>
+          <w:lang w:eastAsia="en-US"/>
+          <w14:ligatures w14:val="standardContextual"/>
+        </w:rPr>
         <w:id w:val="977574609"/>
         <w:docPartObj>
           <w:docPartGallery w:val="Table of Contents"/>
@@ -1327,15 +1340,8 @@
       </w:sdtPr>
       <w:sdtEndPr>
         <w:rPr>
-          <w:rFonts w:asciiTheme="minorHAnsi" w:eastAsiaTheme="minorHAnsi" w:hAnsiTheme="minorHAnsi" w:cstheme="minorBidi"/>
-          <w:b/>
-          <w:bCs/>
-          <w:color w:val="auto"/>
-          <w:kern w:val="2"/>
-          <w:sz w:val="24"/>
-          <w:szCs w:val="24"/>
-          <w:lang w:eastAsia="en-US"/>
-          <w14:ligatures w14:val="standardContextual"/>
+          <w:b/>
+          <w:bCs/>
         </w:rPr>
       </w:sdtEndPr>
       <w:sdtContent>
@@ -11115,7 +11121,7 @@
       </w:pPr>
       <w:r>
         <w:pict w14:anchorId="0986B5D7">
-          <v:rect id="_x0000_i1051" style="width:0;height:1.5pt" o:hralign="center" o:hrstd="t" o:hr="t" fillcolor="#a0a0a0" stroked="f"/>
+          <v:rect id="_x0000_i1025" style="width:0;height:1.5pt" o:hralign="center" o:hrstd="t" o:hr="t" fillcolor="#a0a0a0" stroked="f"/>
         </w:pict>
       </w:r>
     </w:p>
@@ -11237,7 +11243,7 @@
       </w:pPr>
       <w:r>
         <w:pict w14:anchorId="0FFAADB5">
-          <v:rect id="_x0000_i1052" style="width:0;height:1.5pt" o:hralign="center" o:hrstd="t" o:hr="t" fillcolor="#a0a0a0" stroked="f"/>
+          <v:rect id="_x0000_i1026" style="width:0;height:1.5pt" o:hralign="center" o:hrstd="t" o:hr="t" fillcolor="#a0a0a0" stroked="f"/>
         </w:pict>
       </w:r>
     </w:p>
@@ -17811,7 +17817,7 @@
           <w:lang w:val="en-US"/>
         </w:rPr>
         <w:drawing>
-          <wp:inline distT="0" distB="0" distL="0" distR="0" wp14:anchorId="3BDD6133" wp14:editId="470574EE">
+          <wp:inline distT="0" distB="0" distL="0" distR="0" wp14:anchorId="3BDD6133" wp14:editId="0C697BF7">
             <wp:extent cx="5731510" cy="2757805"/>
             <wp:effectExtent l="0" t="0" r="2540" b="4445"/>
             <wp:docPr id="1074735482" name="Hình ảnh 13" descr="Ảnh có chứa văn bản, phần mềm, Biểu tượng máy tính, Trang web&#10;&#10;Nội dung do AI tạo ra có thể không chính xác."/>
@@ -18130,8 +18136,8 @@
           <w:lang w:val="en-US"/>
         </w:rPr>
       </w:pPr>
-      <w:bookmarkStart w:id="63" w:name="_Toc201195644"/>
-      <w:bookmarkStart w:id="64" w:name="_Toc211439601"/>
+      <w:bookmarkStart w:id="63" w:name="_Toc211439601"/>
+      <w:bookmarkStart w:id="64" w:name="_Toc201195644"/>
       <w:r>
         <w:rPr>
           <w:b/>
@@ -18155,44 +18161,44 @@
         </w:rPr>
         <w:t>TỔNG KẾT &amp; PHÁT TRIỂN</w:t>
       </w:r>
+      <w:bookmarkEnd w:id="63"/>
+    </w:p>
+    <w:p>
+      <w:pPr>
+        <w:pStyle w:val="u2"/>
+        <w:rPr>
+          <w:b/>
+          <w:bCs/>
+          <w:color w:val="auto"/>
+        </w:rPr>
+      </w:pPr>
+      <w:bookmarkStart w:id="65" w:name="_Toc211439602"/>
+      <w:r>
+        <w:rPr>
+          <w:b/>
+          <w:bCs/>
+          <w:color w:val="auto"/>
+        </w:rPr>
+        <w:t>5.1</w:t>
+      </w:r>
+      <w:r>
+        <w:rPr>
+          <w:b/>
+          <w:bCs/>
+          <w:color w:val="auto"/>
+          <w:lang w:val="en-US"/>
+        </w:rPr>
+        <w:t>.</w:t>
+      </w:r>
+      <w:r>
+        <w:rPr>
+          <w:b/>
+          <w:bCs/>
+          <w:color w:val="auto"/>
+        </w:rPr>
+        <w:t xml:space="preserve"> </w:t>
+      </w:r>
       <w:bookmarkEnd w:id="64"/>
-    </w:p>
-    <w:p>
-      <w:pPr>
-        <w:pStyle w:val="u2"/>
-        <w:rPr>
-          <w:b/>
-          <w:bCs/>
-          <w:color w:val="auto"/>
-        </w:rPr>
-      </w:pPr>
-      <w:bookmarkStart w:id="65" w:name="_Toc211439602"/>
-      <w:r>
-        <w:rPr>
-          <w:b/>
-          <w:bCs/>
-          <w:color w:val="auto"/>
-        </w:rPr>
-        <w:t>5.1</w:t>
-      </w:r>
-      <w:r>
-        <w:rPr>
-          <w:b/>
-          <w:bCs/>
-          <w:color w:val="auto"/>
-          <w:lang w:val="en-US"/>
-        </w:rPr>
-        <w:t>.</w:t>
-      </w:r>
-      <w:r>
-        <w:rPr>
-          <w:b/>
-          <w:bCs/>
-          <w:color w:val="auto"/>
-        </w:rPr>
-        <w:t xml:space="preserve"> </w:t>
-      </w:r>
-      <w:bookmarkEnd w:id="63"/>
       <w:r>
         <w:rPr>
           <w:b/>
@@ -25960,63 +25966,18 @@
   </w:num>
   <w:num w:numId="52" w16cid:durableId="711147613">
     <w:abstractNumId w:val="44"/>
-    <w:lvlOverride w:ilvl="0"/>
-    <w:lvlOverride w:ilvl="1"/>
-    <w:lvlOverride w:ilvl="2"/>
-    <w:lvlOverride w:ilvl="3"/>
-    <w:lvlOverride w:ilvl="4"/>
-    <w:lvlOverride w:ilvl="5"/>
-    <w:lvlOverride w:ilvl="6"/>
-    <w:lvlOverride w:ilvl="7"/>
-    <w:lvlOverride w:ilvl="8"/>
   </w:num>
   <w:num w:numId="53" w16cid:durableId="622807236">
     <w:abstractNumId w:val="9"/>
-    <w:lvlOverride w:ilvl="0"/>
-    <w:lvlOverride w:ilvl="1"/>
-    <w:lvlOverride w:ilvl="2"/>
-    <w:lvlOverride w:ilvl="3"/>
-    <w:lvlOverride w:ilvl="4"/>
-    <w:lvlOverride w:ilvl="5"/>
-    <w:lvlOverride w:ilvl="6"/>
-    <w:lvlOverride w:ilvl="7"/>
-    <w:lvlOverride w:ilvl="8"/>
   </w:num>
   <w:num w:numId="54" w16cid:durableId="485632308">
     <w:abstractNumId w:val="34"/>
-    <w:lvlOverride w:ilvl="0"/>
-    <w:lvlOverride w:ilvl="1"/>
-    <w:lvlOverride w:ilvl="2"/>
-    <w:lvlOverride w:ilvl="3"/>
-    <w:lvlOverride w:ilvl="4"/>
-    <w:lvlOverride w:ilvl="5"/>
-    <w:lvlOverride w:ilvl="6"/>
-    <w:lvlOverride w:ilvl="7"/>
-    <w:lvlOverride w:ilvl="8"/>
   </w:num>
   <w:num w:numId="55" w16cid:durableId="8528782">
     <w:abstractNumId w:val="47"/>
-    <w:lvlOverride w:ilvl="0"/>
-    <w:lvlOverride w:ilvl="1"/>
-    <w:lvlOverride w:ilvl="2"/>
-    <w:lvlOverride w:ilvl="3"/>
-    <w:lvlOverride w:ilvl="4"/>
-    <w:lvlOverride w:ilvl="5"/>
-    <w:lvlOverride w:ilvl="6"/>
-    <w:lvlOverride w:ilvl="7"/>
-    <w:lvlOverride w:ilvl="8"/>
   </w:num>
   <w:num w:numId="56" w16cid:durableId="786315503">
     <w:abstractNumId w:val="36"/>
-    <w:lvlOverride w:ilvl="0"/>
-    <w:lvlOverride w:ilvl="1"/>
-    <w:lvlOverride w:ilvl="2"/>
-    <w:lvlOverride w:ilvl="3"/>
-    <w:lvlOverride w:ilvl="4"/>
-    <w:lvlOverride w:ilvl="5"/>
-    <w:lvlOverride w:ilvl="6"/>
-    <w:lvlOverride w:ilvl="7"/>
-    <w:lvlOverride w:ilvl="8"/>
   </w:num>
 </w:numbering>
 </file>
@@ -26623,6 +26584,7 @@
   <w:style w:type="character" w:default="1" w:styleId="Phngmcinhcuaoanvn">
     <w:name w:val="Default Paragraph Font"/>
     <w:uiPriority w:val="1"/>
+    <w:semiHidden/>
     <w:unhideWhenUsed/>
   </w:style>
   <w:style w:type="table" w:default="1" w:styleId="BangThngthng">

--- a/Documents/PTTKPM-N05-Nhom4.docx
+++ b/Documents/PTTKPM-N05-Nhom4.docx
@@ -13455,9 +13455,9 @@
           <w:noProof/>
         </w:rPr>
         <w:drawing>
-          <wp:inline distT="0" distB="0" distL="0" distR="0" wp14:anchorId="5F07F412" wp14:editId="0379B2C6">
-            <wp:extent cx="5708620" cy="5516880"/>
-            <wp:effectExtent l="0" t="0" r="6985" b="7620"/>
+          <wp:inline distT="0" distB="0" distL="0" distR="0" wp14:anchorId="5F07F412" wp14:editId="5EE46F23">
+            <wp:extent cx="6127351" cy="5816600"/>
+            <wp:effectExtent l="0" t="0" r="6985" b="0"/>
             <wp:docPr id="2075925101" name="Hình ảnh 20"/>
             <wp:cNvGraphicFramePr>
               <a:graphicFrameLocks xmlns:a="http://schemas.openxmlformats.org/drawingml/2006/main" noChangeAspect="1"/>
@@ -13486,7 +13486,7 @@
                   <pic:spPr bwMode="auto">
                     <a:xfrm>
                       <a:off x="0" y="0"/>
-                      <a:ext cx="5715250" cy="5523287"/>
+                      <a:ext cx="6140931" cy="5829491"/>
                     </a:xfrm>
                     <a:prstGeom prst="rect">
                       <a:avLst/>
